--- a/docs/export/handover/2026-10-26_s1-tv1_bao-cao-ban-giao-sprint-1.docx
+++ b/docs/export/handover/2026-10-26_s1-tv1_bao-cao-ban-giao-sprint-1.docx
@@ -4273,117 +4273,6 @@
               <w:rPr>
                 <w:sz w:val="19"/>
               </w:rPr>
-              <w:t>Handover TV3 (</w:t>
-            </w:r>
-            <w:r>
-              <w:rPr>
-                <w:rFonts w:ascii="Consolas" w:hAnsi="Consolas"/>
-                <w:sz w:val="19"/>
-              </w:rPr>
-              <w:t>2026-10-26_s1-tv3_rag-baseline-va-golden-set.md</w:t>
-            </w:r>
-            <w:r>
-              <w:rPr>
-                <w:sz w:val="19"/>
-              </w:rPr>
-              <w:t xml:space="preserve">) còn trỏ </w:t>
-            </w:r>
-            <w:r>
-              <w:rPr>
-                <w:rFonts w:ascii="Consolas" w:hAnsi="Consolas"/>
-                <w:sz w:val="19"/>
-              </w:rPr>
-              <w:t>../../AGENTS.md</w:t>
-            </w:r>
-            <w:r>
-              <w:rPr>
-                <w:sz w:val="19"/>
-              </w:rPr>
-              <w:t xml:space="preserve">, file đã chuyển sang </w:t>
-            </w:r>
-            <w:r>
-              <w:rPr>
-                <w:rFonts w:ascii="Consolas" w:hAnsi="Consolas"/>
-                <w:sz w:val="19"/>
-              </w:rPr>
-              <w:t>docs/AGENTS.md</w:t>
-            </w:r>
-            <w:r>
-              <w:rPr>
-                <w:sz w:val="19"/>
-              </w:rPr>
-              <w:t xml:space="preserve"> ở PR #24</w:t>
-            </w:r>
-          </w:p>
-        </w:tc>
-        <w:tc>
-          <w:tcPr>
-            <w:tcW w:type="dxa" w:w="4320"/>
-          </w:tcPr>
-          <w:p>
-            <w:pPr>
-              <w:spacing w:before="40" w:after="40"/>
-            </w:pPr>
-            <w:r>
-              <w:rPr>
-                <w:sz w:val="19"/>
-              </w:rPr>
-            </w:r>
-            <w:r>
-              <w:rPr>
-                <w:sz w:val="19"/>
-              </w:rPr>
-              <w:t>TV3</w:t>
-            </w:r>
-          </w:p>
-        </w:tc>
-        <w:tc>
-          <w:tcPr>
-            <w:tcW w:type="dxa" w:w="4320"/>
-          </w:tcPr>
-          <w:p>
-            <w:pPr>
-              <w:spacing w:before="40" w:after="40"/>
-            </w:pPr>
-            <w:r>
-              <w:rPr>
-                <w:sz w:val="19"/>
-              </w:rPr>
-            </w:r>
-            <w:r>
-              <w:rPr>
-                <w:sz w:val="19"/>
-              </w:rPr>
-              <w:t xml:space="preserve">Sửa thành </w:t>
-            </w:r>
-            <w:r>
-              <w:rPr>
-                <w:rFonts w:ascii="Consolas" w:hAnsi="Consolas"/>
-                <w:sz w:val="19"/>
-              </w:rPr>
-              <w:t>../AGENTS.md</w:t>
-            </w:r>
-          </w:p>
-        </w:tc>
-      </w:tr>
-      <w:tr>
-        <w:tc>
-          <w:tcPr>
-            <w:tcW w:type="dxa" w:w="4320"/>
-          </w:tcPr>
-          <w:p>
-            <w:pPr>
-              <w:spacing w:before="40" w:after="40"/>
-            </w:pPr>
-            <w:r>
-              <w:rPr>
-                <w:sz w:val="19"/>
-              </w:rPr>
-            </w:r>
-            <w:r>
-              <w:rPr>
-                <w:sz w:val="19"/>
-              </w:rPr>
               <w:t xml:space="preserve">Tài liệu Word trong </w:t>
             </w:r>
             <w:r>
@@ -5952,7 +5841,16 @@
         <w:t>README handover</w:t>
       </w:r>
       <w:r>
-        <w:t xml:space="preserve"> và sửa liên kết </w:t>
+        <w:t xml:space="preserve">, và </w:t>
+      </w:r>
+      <w:r>
+        <w:rPr>
+          <w:b/>
+        </w:rPr>
+        <w:t>cập nhật các chỗ sai lệch kiểm chứng được trong handover TV1, TV2, TV3</w:t>
+      </w:r>
+      <w:r>
+        <w:t xml:space="preserve"> (liên kết </w:t>
       </w:r>
       <w:r>
         <w:rPr>
@@ -5962,7 +5860,17 @@
         <w:t>AGENTS.md</w:t>
       </w:r>
       <w:r>
-        <w:t xml:space="preserve"> đã hỏng trong chính README đó.</w:t>
+        <w:t xml:space="preserve"> đã chuyển vào </w:t>
+      </w:r>
+      <w:r>
+        <w:rPr>
+          <w:rFonts w:ascii="Consolas" w:hAnsi="Consolas"/>
+          <w:sz w:val="19"/>
+        </w:rPr>
+        <w:t>docs/</w:t>
+      </w:r>
+      <w:r>
+        <w:t>, trạng thái merge của PR #19 và #23, số test, trạng thái PR của TV1). Không sửa nội dung đánh giá, kết quả chạy hay nhận định của từng thành viên.</w:t>
       </w:r>
     </w:p>
     <w:sectPr>

--- a/docs/export/handover/2026-10-26_s1-tv1_bao-cao-ban-giao-sprint-1.docx
+++ b/docs/export/handover/2026-10-26_s1-tv1_bao-cao-ban-giao-sprint-1.docx
@@ -2793,7 +2793,7 @@
               <w:rPr>
                 <w:sz w:val="19"/>
               </w:rPr>
-              <w:t>Đạt</w:t>
+              <w:t>Đạt (Node 22.14 và 24.22.0)</w:t>
             </w:r>
           </w:p>
         </w:tc>
@@ -2842,16 +2842,22 @@
             </w:r>
             <w:r>
               <w:rPr>
+                <w:sz w:val="19"/>
+              </w:rPr>
+              <w:t xml:space="preserve">Trên </w:t>
+            </w:r>
+            <w:r>
+              <w:rPr>
                 <w:b/>
                 <w:sz w:val="19"/>
               </w:rPr>
-              <w:t>2/2 fail trên máy lập báo cáo</w:t>
-            </w:r>
-            <w:r>
-              <w:rPr>
-                <w:sz w:val="19"/>
-              </w:rPr>
-              <w:t xml:space="preserve"> (Node 22.14: </w:t>
+              <w:t>Node 24.22.0: 8/8 đạt</w:t>
+            </w:r>
+            <w:r>
+              <w:rPr>
+                <w:sz w:val="19"/>
+              </w:rPr>
+              <w:t xml:space="preserve"> (SSE, UTF-8/CRLF, stream bị ngắt, HTTP 429, nguồn lỗi, ngôn ngữ). Trên Node 22.14 báo lỗi </w:t>
             </w:r>
             <w:r>
               <w:rPr>
@@ -2864,20 +2870,7 @@
               <w:rPr>
                 <w:sz w:val="19"/>
               </w:rPr>
-              <w:t xml:space="preserve">). Dự án yêu cầu Node 24.22, nên đây là lỗi môi trường; </w:t>
-            </w:r>
-            <w:r>
-              <w:rPr>
-                <w:b/>
-                <w:sz w:val="19"/>
-              </w:rPr>
-              <w:t>chưa chạy được trên Node 24</w:t>
-            </w:r>
-            <w:r>
-              <w:rPr>
-                <w:sz w:val="19"/>
-              </w:rPr>
-              <w:t xml:space="preserve"> để xác nhận test đạt</w:t>
+              <w:t>, tức lỗi môi trường chứ không phải lỗi test</w:t>
             </w:r>
           </w:p>
         </w:tc>
@@ -2941,7 +2934,20 @@
               <w:rPr>
                 <w:sz w:val="19"/>
               </w:rPr>
-              <w:t>Đạt</w:t>
+              <w:t>Đạt (</w:t>
+            </w:r>
+            <w:r>
+              <w:rPr>
+                <w:rFonts w:ascii="Consolas" w:hAnsi="Consolas"/>
+                <w:sz w:val="19"/>
+              </w:rPr>
+              <w:t>typecheck</w:t>
+            </w:r>
+            <w:r>
+              <w:rPr>
+                <w:sz w:val="19"/>
+              </w:rPr>
+              <w:t xml:space="preserve"> chạy lại trên Node 24.22.0)</w:t>
             </w:r>
           </w:p>
         </w:tc>
